--- a/template_cv_p_en.docx
+++ b/template_cv_p_en.docx
@@ -97,15 +97,7 @@
           <w:b/>
           <w:color w:val="014970"/>
         </w:rPr>
-        <w:t>SECT</w:t>
-      </w:r>
-      <w:r>
-        <w:rPr>
-          <w:rFonts w:ascii="Gotham Medium" w:hAnsi="Gotham Medium" w:cs="Tahoma"/>
-          <w:b/>
-          <w:color w:val="014970"/>
-        </w:rPr>
-        <w:t>OR OF ACTIVITY</w:t>
+        <w:t>INDUSTRIES</w:t>
       </w:r>
     </w:p>
     <w:p>
@@ -179,7 +171,7 @@
           <w:b/>
           <w:color w:val="014970"/>
         </w:rPr>
-        <w:t>Y AND MASTER</w:t>
+        <w:t>IES AND T</w:t>
       </w:r>
       <w:r>
         <w:rPr>
@@ -187,7 +179,7 @@
           <w:b/>
           <w:color w:val="014970"/>
         </w:rPr>
-        <w:t>E</w:t>
+        <w:t>ECHNOLOGIES</w:t>
       </w:r>
       <w:r>
         <w:rPr>
@@ -195,7 +187,7 @@
           <w:b/>
           <w:color w:val="014970"/>
         </w:rPr>
-        <w:t>D TECHNOLOGIES</w:t>
+        <w:t xml:space="preserve"> MASTERED</w:t>
       </w:r>
     </w:p>
     <w:p>
@@ -262,7 +254,7 @@
           <w:b/>
           <w:color w:val="014970"/>
         </w:rPr>
-        <w:t>CERTIFICATIONS</w:t>
+        <w:t>AUTHORISATIONS</w:t>
       </w:r>
     </w:p>
     <w:p>
@@ -323,6 +315,7 @@
       <w:r>
         <w:t>{{</w:t>
       </w:r>
+      <w:proofErr w:type="spellStart"/>
       <w:r>
         <w:t>Projets</w:t>
       </w:r>
@@ -332,6 +325,7 @@
       <w:r>
         <w:t>effectués</w:t>
       </w:r>
+      <w:proofErr w:type="spellEnd"/>
       <w:r>
         <w:t>}}</w:t>
       </w:r>
@@ -367,7 +361,7 @@
           <w:b/>
           <w:color w:val="014970"/>
         </w:rPr>
-        <w:t>EDUCATION AND TECHNICAL SKILLS</w:t>
+        <w:t>TRAINING AND TECHNICAL KNOWLEDGE</w:t>
       </w:r>
     </w:p>
     <w:p>
@@ -408,17 +402,7 @@
           <w:sz w:val="20"/>
           <w:szCs w:val="20"/>
         </w:rPr>
-        <w:t>D</w:t>
-      </w:r>
-      <w:r>
-        <w:rPr>
-          <w:rFonts w:ascii="Termina" w:eastAsia="Times New Roman" w:hAnsi="Termina" w:cs="Tahoma"/>
-          <w:b/>
-          <w:color w:val="014970"/>
-          <w:sz w:val="20"/>
-          <w:szCs w:val="20"/>
-        </w:rPr>
-        <w:t>egrees</w:t>
+        <w:t>Training</w:t>
       </w:r>
     </w:p>
     <w:p>
@@ -478,6 +462,7 @@
           <w:szCs w:val="20"/>
         </w:rPr>
       </w:pPr>
+      <w:proofErr w:type="spellStart"/>
       <w:r>
         <w:rPr>
           <w:rFonts w:ascii="Termina" w:eastAsia="Times New Roman" w:hAnsi="Termina" w:cs="Tahoma"/>
@@ -498,6 +483,7 @@
         </w:rPr>
         <w:t>ages</w:t>
       </w:r>
+      <w:proofErr w:type="spellEnd"/>
     </w:p>
     <w:p>
       <w:pPr>
@@ -560,6 +546,7 @@
           <w:szCs w:val="20"/>
         </w:rPr>
       </w:pPr>
+      <w:proofErr w:type="spellStart"/>
       <w:r>
         <w:rPr>
           <w:rFonts w:ascii="Termina" w:eastAsia="Times New Roman" w:hAnsi="Termina" w:cs="Tahoma"/>
@@ -568,7 +555,18 @@
           <w:sz w:val="20"/>
           <w:szCs w:val="20"/>
         </w:rPr>
-        <w:t>Additional Training</w:t>
+        <w:t>Additional</w:t>
+      </w:r>
+      <w:proofErr w:type="spellEnd"/>
+      <w:r>
+        <w:rPr>
+          <w:rFonts w:ascii="Termina" w:eastAsia="Times New Roman" w:hAnsi="Termina" w:cs="Tahoma"/>
+          <w:b/>
+          <w:color w:val="014970"/>
+          <w:sz w:val="20"/>
+          <w:szCs w:val="20"/>
+        </w:rPr>
+        <w:t xml:space="preserve"> Training</w:t>
       </w:r>
     </w:p>
     <w:p>
@@ -578,6 +576,7 @@
       <w:r>
         <w:t>{{</w:t>
       </w:r>
+      <w:proofErr w:type="spellStart"/>
       <w:r>
         <w:t>Formations</w:t>
       </w:r>
@@ -590,6 +589,7 @@
       <w:r>
         <w:t>s</w:t>
       </w:r>
+      <w:proofErr w:type="spellEnd"/>
       <w:r>
         <w:t>}}</w:t>
       </w:r>
@@ -2086,13 +2086,31 @@
         </wp:anchor>
       </w:drawing>
     </w:r>
+    <w:proofErr w:type="spellStart"/>
     <w:r>
       <w:rPr>
         <w:rFonts w:ascii="Termina" w:hAnsi="Termina" w:cs="Tahoma"/>
         <w:sz w:val="20"/>
         <w:szCs w:val="20"/>
       </w:rPr>
-      <w:t xml:space="preserve">Dossier de compétences </w:t>
+      <w:t>Competency</w:t>
+    </w:r>
+    <w:proofErr w:type="spellEnd"/>
+    <w:r>
+      <w:rPr>
+        <w:rFonts w:ascii="Termina" w:hAnsi="Termina" w:cs="Tahoma"/>
+        <w:sz w:val="20"/>
+        <w:szCs w:val="20"/>
+      </w:rPr>
+      <w:t xml:space="preserve"> file</w:t>
+    </w:r>
+    <w:r>
+      <w:rPr>
+        <w:rFonts w:ascii="Termina" w:hAnsi="Termina" w:cs="Tahoma"/>
+        <w:sz w:val="20"/>
+        <w:szCs w:val="20"/>
+      </w:rPr>
+      <w:t xml:space="preserve"> </w:t>
     </w:r>
     <w:r>
       <w:rPr>
@@ -2216,13 +2234,23 @@
         <w:szCs w:val="20"/>
       </w:rPr>
     </w:pPr>
+    <w:proofErr w:type="spellStart"/>
     <w:r>
       <w:rPr>
         <w:rFonts w:ascii="Termina" w:hAnsi="Termina" w:cs="Tahoma"/>
         <w:sz w:val="20"/>
         <w:szCs w:val="20"/>
       </w:rPr>
-      <w:t>Votre interlocuteur</w:t>
+      <w:t>Your</w:t>
+    </w:r>
+    <w:proofErr w:type="spellEnd"/>
+    <w:r>
+      <w:rPr>
+        <w:rFonts w:ascii="Termina" w:hAnsi="Termina" w:cs="Tahoma"/>
+        <w:sz w:val="20"/>
+        <w:szCs w:val="20"/>
+      </w:rPr>
+      <w:t xml:space="preserve"> contact</w:t>
     </w:r>
     <w:r>
       <w:rPr>
@@ -2409,7 +2437,7 @@
         <v:path o:extrusionok="f" gradientshapeok="t" o:connecttype="rect"/>
         <o:lock v:ext="edit" aspectratio="t"/>
       </v:shapetype>
-      <v:shape id="_x0000_i1031" type="#_x0000_t75" style="width:15.6pt;height:13.8pt" o:bullet="t">
+      <v:shape id="_x0000_i1158" type="#_x0000_t75" style="width:15.65pt;height:13.75pt" o:bullet="t">
         <v:imagedata r:id="rId1" o:title="BD21337_"/>
       </v:shape>
     </w:pict>
@@ -3899,7 +3927,6 @@
   <w:style w:type="character" w:default="1" w:styleId="Policepardfaut">
     <w:name w:val="Default Paragraph Font"/>
     <w:uiPriority w:val="1"/>
-    <w:semiHidden/>
     <w:unhideWhenUsed/>
   </w:style>
   <w:style w:type="table" w:default="1" w:styleId="TableauNormal">

--- a/template_cv_p_en.docx
+++ b/template_cv_p_en.docx
@@ -2031,16 +2031,16 @@
         <w:szCs w:val="20"/>
       </w:rPr>
       <w:drawing>
-        <wp:anchor distT="0" distB="0" distL="114300" distR="114300" simplePos="0" relativeHeight="251667456" behindDoc="0" locked="0" layoutInCell="1" allowOverlap="1" wp14:anchorId="58D055C0" wp14:editId="11FFBB58">
+        <wp:anchor distT="0" distB="0" distL="114300" distR="114300" simplePos="0" relativeHeight="251667456" behindDoc="0" locked="0" layoutInCell="1" allowOverlap="1" wp14:anchorId="58D055C0" wp14:editId="33BDABEF">
           <wp:simplePos x="0" y="0"/>
           <wp:positionH relativeFrom="column">
-            <wp:posOffset>-547370</wp:posOffset>
+            <wp:posOffset>-549275</wp:posOffset>
           </wp:positionH>
           <wp:positionV relativeFrom="paragraph">
-            <wp:posOffset>-3810</wp:posOffset>
+            <wp:posOffset>61944</wp:posOffset>
           </wp:positionV>
-          <wp:extent cx="2483292" cy="609600"/>
-          <wp:effectExtent l="0" t="0" r="0" b="0"/>
+          <wp:extent cx="2492097" cy="480253"/>
+          <wp:effectExtent l="0" t="0" r="3810" b="0"/>
           <wp:wrapNone/>
           <wp:docPr id="1" name="Image 1"/>
           <wp:cNvGraphicFramePr>
@@ -2068,7 +2068,7 @@
                 <pic:spPr>
                   <a:xfrm>
                     <a:off x="0" y="0"/>
-                    <a:ext cx="2492097" cy="611761"/>
+                    <a:ext cx="2492097" cy="480253"/>
                   </a:xfrm>
                   <a:prstGeom prst="rect">
                     <a:avLst/>
@@ -2437,7 +2437,7 @@
         <v:path o:extrusionok="f" gradientshapeok="t" o:connecttype="rect"/>
         <o:lock v:ext="edit" aspectratio="t"/>
       </v:shapetype>
-      <v:shape id="_x0000_i1158" type="#_x0000_t75" style="width:15.65pt;height:13.75pt" o:bullet="t">
+      <v:shape id="_x0000_i1053" type="#_x0000_t75" style="width:15.6pt;height:13.8pt" o:bullet="t">
         <v:imagedata r:id="rId1" o:title="BD21337_"/>
       </v:shape>
     </w:pict>
@@ -3927,6 +3927,7 @@
   <w:style w:type="character" w:default="1" w:styleId="Policepardfaut">
     <w:name w:val="Default Paragraph Font"/>
     <w:uiPriority w:val="1"/>
+    <w:semiHidden/>
     <w:unhideWhenUsed/>
   </w:style>
   <w:style w:type="table" w:default="1" w:styleId="TableauNormal">
